--- a/成品/春日-完整故事脉络-第9版-对外阅读版.docx
+++ b/成品/春日-完整故事脉络-第9版-对外阅读版.docx
@@ -287,7 +287,7 @@
                 <w:color w:val="000000"/>
                 <w:sz w:val="21"/>
               </w:rPr>
-              <w:t>车叙律，校草</w:t>
+              <w:t>车承宇，校草</w:t>
             </w:r>
           </w:p>
         </w:tc>
@@ -523,7 +523,7 @@
                 <w:color w:val="000000"/>
                 <w:sz w:val="21"/>
               </w:rPr>
-              <w:t>姜泰伍，校霸</w:t>
+              <w:t>姜泰俊，校霸</w:t>
             </w:r>
           </w:p>
         </w:tc>
@@ -665,7 +665,7 @@
     </w:p>
     <w:p>
       <w:r>
-        <w:t>韩成宰是校长，也是四名玩家的养父，后文保留本名、校长或养父的称呼。旧案中的车雅琳为 P1N 的母亲，尹秀彬为 P2N 的姐姐，姜泰民为 P3N 的哥哥，徐正勋为 P4N 的父亲；后文以这些亲属关系称呼。</w:t>
+        <w:t>韩正勋是校长，也是四名玩家的养父，后文保留本名、校长或养父的称呼。旧案中的车雅琳为 P1N 的母亲，尹秀彬为 P2N 的姐姐，姜泰民为 P3N 的哥哥，徐正勋为 P4N 的父亲；后文以这些亲属关系称呼。</w:t>
       </w:r>
     </w:p>
     <w:p>
@@ -688,12 +688,12 @@
     </w:p>
     <w:p>
       <w:r>
-        <w:t>P1、P2、P3 和 P4 在十二岁左右失去亲生父母，先后被海原高中的校长韩成宰收养。P1 的父母死于火灾，P2 的父母遭遇车祸，P3 的父母溺亡，P4 的父母死于燃气事故。孩子们记得原来的家，也记得父母离开前的生活，只相信那些死亡确实是意外。</w:t>
+        <w:t>P1、P2、P3 和 P4 在十二岁左右失去亲生父母，先后被海原高中的校长韩正勋收养。P1 的父母死于火灾，P2 的父母遭遇车祸，P3 的父母溺亡，P4 的父母死于燃气事故。孩子们记得原来的家，也记得父母离开前的生活，只相信那些死亡确实是意外。</w:t>
       </w:r>
     </w:p>
     <w:p>
       <w:r>
-        <w:t>韩成宰这些年对孩子们都很好，一直被孩子们当成救了自己的恩人。</w:t>
+        <w:t>韩正勋这些年对孩子们都很好，一直被孩子们当成救了自己的恩人。</w:t>
       </w:r>
     </w:p>
     <w:p>
@@ -726,17 +726,17 @@
     </w:p>
     <w:p>
       <w:r>
-        <w:t>韩成宰为孩子们安排开学小聚，接到电话后暂时离席。P1N、P2N、P3N 和 P4N 依次出场，各自坐到每名玩家旁边，用暧昧小游戏带大家熟悉起来。输的人回答与韩成宰有关的问题，玩家也能反问 NPC 与校长的往来。</w:t>
+        <w:t>韩正勋为孩子们安排开学小聚，接到电话后暂时离席。P1N、P2N、P3N 和 P4N 依次出场，各自坐到每名玩家旁边，用暧昧小游戏带大家熟悉起来。输的人回答与韩正勋有关的问题，玩家也能反问 NPC 与校长的往来。</w:t>
       </w:r>
     </w:p>
     <w:p>
       <w:r>
-        <w:t>P1N 善于逗人，打听韩成宰的来客与书房；P2N 温和细心，问到每月体检。P3N 好胜直爽，留意司机和旧仓库；P4N 认真克制，关心基金会的签名与授权。四名 NPC 对专属恋陪玩家的关注稍多，玩家此时只留下些好感。</w:t>
+        <w:t>P1N 善于逗人，打听韩正勋的来客与书房；P2N 温和细心，问到每月体检。P3N 好胜直爽，留意司机和旧仓库；P4N 认真克制，关心基金会的签名与授权。四名 NPC 对专属恋陪玩家的关注稍多，玩家此时只留下些好感。</w:t>
       </w:r>
     </w:p>
     <w:p>
       <w:r>
-        <w:t>聚会结束，韩成宰回来通知孩子们，七天后一起参加基金会的感恩活动。</w:t>
+        <w:t>聚会结束，韩正勋回来通知孩子们，七天后一起参加基金会的感恩活动。</w:t>
       </w:r>
     </w:p>
     <w:p>
@@ -762,7 +762,7 @@
     </w:p>
     <w:p>
       <w:r>
-        <w:t>P1、P2、P3 和 P4 交换见闻，才意识到小聚上的问题都有用处，P1N、P2N、P3N 和 P4N 都在暗中调查父亲。孩子们翻出历年报告，发现每月抽血的日期总与父亲的诊疗安排重合，决定分别找四名 NPC 问清楚，暂时不告诉韩成宰。</w:t>
+        <w:t>P1、P2、P3 和 P4 交换见闻，才意识到小聚上的问题都有用处，P1N、P2N、P3N 和 P4N 都在暗中调查父亲。孩子们翻出历年报告，发现每月抽血的日期总与父亲的诊疗安排重合，决定分别找四名 NPC 问清楚，暂时不告诉韩正勋。</w:t>
       </w:r>
     </w:p>
     <w:p>
@@ -780,7 +780,7 @@
     </w:p>
     <w:p>
       <w:r>
-        <w:t>P1N 提供早期筛选名单，P2N 查出部分体检报告没有对应检测，血样被送往韩成宰的私人项目。P3N 拿出哥哥的运输凭证，P4N 则找到附有陌生授权的照护表格。编号、地址、签名和付款日期相互关联，每名玩家都要向四名 NPC 核实。</w:t>
+        <w:t>P1N 提供早期筛选名单，P2N 查出部分体检报告没有对应检测，血样被送往韩正勋的私人项目。P3N 拿出哥哥的运输凭证，P4N 则找到附有陌生授权的照护表格。编号、地址、签名和付款日期相互关联，每名玩家都要向四名 NPC 核实。</w:t>
       </w:r>
     </w:p>
     <w:p>
@@ -811,12 +811,12 @@
     </w:p>
     <w:p>
       <w:r>
-        <w:t>韩成宰得知调查，把孩子们叫到一起，揭穿四名 NPC 的来意。P1N 的母亲、P2N 的姐姐、P3N 的哥哥和 P4N 的父亲都死于基金会旧案，四名 NPC 接近孩子们，是为了查韩成宰。</w:t>
+        <w:t>韩正勋得知调查，把孩子们叫到一起，揭穿四名 NPC 的来意。P1N 的母亲、P2N 的姐姐、P3N 的哥哥和 P4N 的父亲都死于基金会旧案，四名 NPC 接近孩子们，是为了查韩正勋。</w:t>
       </w:r>
     </w:p>
     <w:p>
       <w:r>
-        <w:t>孩子们分别去质问，P1N、P2N、P3N 和 P4N 承认最初确实有目的。小聚上的回答、P2 的病历和家庭旧事，都被用来寻找证据。孩子们想起那些靠近，不知道有多少是为了让自己开口。韩成宰要求交回材料，P1 却带着 P2、P3 和 P4，用家中备用钥匙打开档案柜，按编号找到了原始附件。</w:t>
+        <w:t>孩子们分别去质问，P1N、P2N、P3N 和 P4N 承认最初确实有目的。小聚上的回答、P2 的病历和家庭旧事，都被用来寻找证据。孩子们想起那些靠近，不知道有多少是为了让自己开口。韩正勋要求交回材料，P1 却带着 P2、P3 和 P4，用家中备用钥匙打开档案柜，按编号找到了原始附件。</w:t>
       </w:r>
     </w:p>
     <w:p>
@@ -829,22 +829,22 @@
     </w:p>
     <w:p>
       <w:r>
-        <w:t>孩子们共同核对四起家庭事故。九至七年前，韩成宰先从公益体检资料中按血型及相关遗传标志筛出 P1、P2、P3 和 P4，再安排毁掉孩子们的原生家庭。基金会随后出面救助，韩成宰取得了收养机会。付款、交接和录音记录，把所谓意外与他的指令连到了一起。</w:t>
+        <w:t>孩子们共同核对四起家庭事故。九至七年前，韩正勋先从公益体检资料中按血型及相关遗传标志筛出 P1、P2、P3 和 P4，再安排毁掉孩子们的原生家庭。基金会随后出面救助，韩正勋取得了收养机会。付款、交接和录音记录，把所谓意外与他的指令连到了一起。</w:t>
       </w:r>
     </w:p>
     <w:p>
       <w:r>
-        <w:t>韩成宰一直怕死，相信诊所兜售的年轻血续命疗法，也相信清晨会所说的爱能提高血液能量。每月抽走的一管血用于筛查和私人续命项目；长期优待孩子们，也是他取血计划中的安排。</w:t>
+        <w:t>韩正勋一直怕死，相信诊所兜售的年轻血续命疗法，也相信清晨会所说的爱能提高血液能量。每月抽走的一管血用于筛查和私人续命项目；长期优待孩子们，也是他取血计划中的安排。</w:t>
       </w:r>
     </w:p>
     <w:p>
       <w:r>
-        <w:t>最近韩成宰的健康恶化，诊所兑现不了承诺，清晨会便提出最后一次奉还礼。七天后的感恩活动里，P1、P2、P3 和 P4 将被取血献祭，文件连死亡后的处理都写好了。</w:t>
+        <w:t>最近韩正勋的健康恶化，诊所兑现不了承诺，清晨会便提出最后一次奉还礼。七天后的感恩活动里，P1、P2、P3 和 P4 将被取血献祭，文件连死亡后的处理都写好了。</w:t>
       </w:r>
     </w:p>
     <w:p>
       <w:r>
-        <w:t>P3 提出亲手杀死韩成宰，P1 想先把弟妹带出去，P2 要公开诊所做过的事，P4 坚持把四起案件全部查清。孩子们都想报仇，暂时争不出同一个办法，却决定不再把材料交回父亲手里。</w:t>
+        <w:t>P3 提出亲手杀死韩正勋，P1 想先把弟妹带出去，P2 要公开诊所做过的事，P4 坚持把四起案件全部查清。孩子们都想报仇，暂时争不出同一个办法，却决定不再把材料交回父亲手里。</w:t>
       </w:r>
     </w:p>
     <w:p>
@@ -865,17 +865,17 @@
     </w:p>
     <w:p>
       <w:r>
-        <w:t>六年前，P1N 的母亲审核基金会账目，发现公益款在支付韩成宰的私人诊疗。P2N 的姐姐查到样本被挪用，P4N 的父亲发现纯净度报告被伪造，P3N 的哥哥帮助转移受害者和资料。P1N 的母亲、P2N 的姐姐、P4N 的父亲与 P3N 的哥哥进一步查到四起家庭案件，随后遭到韩成宰清理。P1N 的母亲和 P2N 的姐姐遇害，P4N 的父亲被栽赃迫害致死，P3N 的哥哥死在仓库清场中，还被写成纵火者。</w:t>
+        <w:t>六年前，P1N 的母亲审核基金会账目，发现公益款在支付韩正勋的私人诊疗。P2N 的姐姐查到样本被挪用，P4N 的父亲发现纯净度报告被伪造，P3N 的哥哥帮助转移受害者和资料。P1N 的母亲、P2N 的姐姐、P4N 的父亲与 P3N 的哥哥进一步查到四起家庭案件，随后遭到韩正勋清理。P1N 的母亲和 P2N 的姐姐遇害，P4N 的父亲被栽赃迫害致死，P3N 的哥哥死在仓库清场中，还被写成纵火者。</w:t>
       </w:r>
     </w:p>
     <w:p>
       <w:r>
-        <w:t>P1N、P2N、P3N 与 P4N 各自保存了一部分家人的遗物，后来借孩子们接近韩成宰。在调查中，四名 NPC 与每名玩家都开始有了私人交情。</w:t>
+        <w:t>P1N、P2N、P3N 与 P4N 各自保存了一部分家人的遗物，后来借孩子们接近韩正勋。在调查中，四名 NPC 与每名玩家都开始有了私人交情。</w:t>
       </w:r>
     </w:p>
     <w:p>
       <w:r>
-        <w:t>P4N 当年在基金会做临时协助。P4N 的父亲遭到威胁后，P4N 运送过被限制自由的人，最终仍没救下父亲。P4N 回校后受韩成宰胁迫，汇报过孩子们的动向，导致一次查档被截住。</w:t>
+        <w:t>P4N 当年在基金会做临时协助。P4N 的父亲遭到威胁后，P4N 运送过被限制自由的人，最终仍没救下父亲。P4N 回校后受韩正勋胁迫，汇报过孩子们的动向，导致一次查档被截住。</w:t>
       </w:r>
     </w:p>
     <w:p>
@@ -918,7 +918,7 @@
     </w:p>
     <w:p>
       <w:r>
-        <w:t>P1 查到匿名资助方属于 P1N 家族的公司，拿付款指令质问 P1N。他承认半年前借家族公司控制资金，让成年管理人员替自己出面，靠母亲留下的罪证和诊疗付款胁迫韩成宰。校长一直以为下令的是这家公司的管理层。</w:t>
+        <w:t>P1 查到匿名资助方属于 P1N 家族的公司，拿付款指令质问 P1N。他承认半年前借家族公司控制资金，让成年管理人员替自己出面，靠母亲留下的罪证和诊疗付款胁迫韩正勋。校长一直以为下令的是这家公司的管理层。</w:t>
       </w:r>
     </w:p>
     <w:p>
@@ -959,7 +959,7 @@
     </w:p>
     <w:p>
       <w:r>
-        <w:t>韩成宰拿出孩子们过去写的感谢信，让孩子们准备感恩发言。P1、P2、P3 和 P4 知道接下来要发生什么，仍坐在养父身边，等待知情者走到出口。</w:t>
+        <w:t>韩正勋拿出孩子们过去写的感谢信，让孩子们准备感恩发言。P1、P2、P3 和 P4 知道接下来要发生什么，仍坐在养父身边，等待知情者走到出口。</w:t>
       </w:r>
     </w:p>
     <w:p>
@@ -972,17 +972,17 @@
     </w:p>
     <w:p>
       <w:r>
-        <w:t>P1 问起亲生父母的死，韩成宰就以多年的抚养要求孩子们服从。P2 拿出样本登记，P3 放下事故文件，P4 问兄弟姐妹的名字为什么会在献祭名单上。校长承认自己想活，认定孩子们应当愿意救他。孩子们拒绝取血，P3 打开外侧的门。</w:t>
+        <w:t>P1 问起亲生父母的死，韩正勋就以多年的抚养要求孩子们服从。P2 拿出样本登记，P3 放下事故文件，P4 问兄弟姐妹的名字为什么会在献祭名单上。校长承认自己想活，认定孩子们应当愿意救他。孩子们拒绝取血，P3 打开外侧的门。</w:t>
       </w:r>
     </w:p>
     <w:p>
       <w:r>
-        <w:t>P1N 带着主册回来，已经受了重伤。他擅自去取原件，想删掉自己的记录，被韩成宰发现，P1N 与校长在争夺中撕破脸。校长这才知道一直命令自己的人是谁。P1 叫来救援，没有替 P1N 藏起罪证，P2、P3 和 P4 也要求 P1N 讲清那份只留 P1 一人的逃生安排。</w:t>
+        <w:t>P1N 带着主册回来，已经受了重伤。他擅自去取原件，想删掉自己的记录，被韩正勋发现，P1N 与校长在争夺中撕破脸。校长这才知道一直命令自己的人是谁。P1 叫来救援，没有替 P1N 藏起罪证，P2、P3 和 P4 也要求 P1N 讲清那份只留 P1 一人的逃生安排。</w:t>
       </w:r>
     </w:p>
     <w:p>
       <w:r>
-        <w:t>P4N 接过主册，交回韩成宰，暂时稳住校长。等知情者走到出口，P4N 才说明副本已经送出，连自己的证言也在其中。韩成宰想把 P4N 拖进内室封口，P4 与 P3N 赶去接应。P2N 护送知情者时遭袭，P2 带着联系好的救援去接 P2N。</w:t>
+        <w:t>P4N 接过主册，交回韩正勋，暂时稳住校长。等知情者走到出口，P4N 才说明副本已经送出，连自己的证言也在其中。韩正勋想把 P4N 拖进内室封口，P4 与 P3N 赶去接应。P2N 护送知情者时遭袭，P2 带着联系好的救援去接 P2N。</w:t>
       </w:r>
     </w:p>
     <w:p>
@@ -992,7 +992,7 @@
     </w:p>
     <w:p>
       <w:r>
-        <w:t>外部救援赶到现场。接应到位时，P1、P2、P3 和 P4 离开，韩成宰被控制；若通路和联络接连失守，未能撤离的孩子仍会落在校长手里，献祭也未必能全部阻止。</w:t>
+        <w:t>外部救援赶到现场。接应到位时，P1、P2、P3 和 P4 离开，韩正勋被控制；若通路和联络接连失守，未能撤离的孩子仍会落在校长手里，献祭也未必能全部阻止。</w:t>
       </w:r>
     </w:p>
     <w:p>
@@ -1072,7 +1072,7 @@
     </w:p>
     <w:p>
       <w:r>
-        <w:t>离开学校以后，P1、P2、P3 和 P4 要继续追查亲生父母的死，也要面对 P1N、P2N、P3N 和 P4N 的结局。韩成宰的抚养不能抵掉四起谋害，P1N 的死亡也没有让他批准过的伤害消失。</w:t>
+        <w:t>离开学校以后，P1、P2、P3 和 P4 要继续追查亲生父母的死，也要面对 P1N、P2N、P3N 和 P4N 的结局。韩正勋的抚养不能抵掉四起谋害，P1N 的死亡也没有让他批准过的伤害消失。</w:t>
       </w:r>
     </w:p>
     <w:p>
@@ -1250,7 +1250,7 @@
     <w:bookmarkStart w:id="0" w:name="_GoBack"/>
     <w:bookmarkEnd w:id="0"/>
     <w:r>
-      <w:t>春日点名 完整故事脉络</w:t>
+      <w:t>春日 完整故事脉络</w:t>
     </w:r>
   </w:p>
 </w:hdr>
